--- a/Docs/PAApp Implementation Plan with new features.docx
+++ b/Docs/PAApp Implementation Plan with new features.docx
@@ -964,9 +964,9 @@
       </w:tblPr>
       <w:tblGrid>
         <w:gridCol w:w="2135"/>
-        <w:gridCol w:w="2911"/>
-        <w:gridCol w:w="2611"/>
-        <w:gridCol w:w="1703"/>
+        <w:gridCol w:w="2943"/>
+        <w:gridCol w:w="2655"/>
+        <w:gridCol w:w="1626"/>
       </w:tblGrid>
       <w:tr>
         <w:trPr>
@@ -986,7 +986,7 @@
         </w:tc>
         <w:tc>
           <w:tcPr>
-            <w:tcW w:w="2911" w:type="dxa"/>
+            <w:tcW w:w="2943" w:type="dxa"/>
             <w:shd w:val="clear" w:color="auto" w:fill="F2F2F2"/>
           </w:tcPr>
           <w:p>
@@ -998,7 +998,7 @@
         </w:tc>
         <w:tc>
           <w:tcPr>
-            <w:tcW w:w="2611" w:type="dxa"/>
+            <w:tcW w:w="2655" w:type="dxa"/>
             <w:shd w:val="clear" w:color="auto" w:fill="F2F2F2"/>
           </w:tcPr>
           <w:p>
@@ -1010,7 +1010,7 @@
         </w:tc>
         <w:tc>
           <w:tcPr>
-            <w:tcW w:w="1703" w:type="dxa"/>
+            <w:tcW w:w="1626" w:type="dxa"/>
             <w:shd w:val="clear" w:color="auto" w:fill="F2F2F2"/>
           </w:tcPr>
           <w:p>
@@ -1035,34 +1035,34 @@
         </w:tc>
         <w:tc>
           <w:tcPr>
-            <w:tcW w:w="2911" w:type="dxa"/>
-          </w:tcPr>
-          <w:p>
-            <w:pPr/>
-            <w:r>
-              <w:t xml:space="preserve">Turn Banglish text into Bangla script</w:t>
-            </w:r>
-          </w:p>
-        </w:tc>
-        <w:tc>
-          <w:tcPr>
-            <w:tcW w:w="2611" w:type="dxa"/>
-          </w:tcPr>
-          <w:p>
-            <w:pPr/>
-            <w:r>
-              <w:t xml:space="preserve">Pass the text through unchanged</w:t>
-            </w:r>
-          </w:p>
-        </w:tc>
-        <w:tc>
-          <w:tcPr>
-            <w:tcW w:w="1703" w:type="dxa"/>
-          </w:tcPr>
-          <w:p>
-            <w:pPr/>
-            <w:r>
-              <w:t xml:space="preserve">B2 rules and word list, then B3 small model</w:t>
+            <w:tcW w:w="2943" w:type="dxa"/>
+          </w:tcPr>
+          <w:p>
+            <w:pPr/>
+            <w:r>
+              <w:t xml:space="preserve">Split a message into English and Bangla parts, and turn Banglish words into Bangla script</w:t>
+            </w:r>
+          </w:p>
+        </w:tc>
+        <w:tc>
+          <w:tcPr>
+            <w:tcW w:w="2655" w:type="dxa"/>
+          </w:tcPr>
+          <w:p>
+            <w:pPr/>
+            <w:r>
+              <w:t xml:space="preserve">Bangla script found by its character range; all Latin-letter text treated as English</w:t>
+            </w:r>
+          </w:p>
+        </w:tc>
+        <w:tc>
+          <w:tcPr>
+            <w:tcW w:w="1626" w:type="dxa"/>
+          </w:tcPr>
+          <w:p>
+            <w:pPr/>
+            <w:r>
+              <w:t xml:space="preserve">B2 rules and word list, B2b language tagger, then B3 small model</w:t>
             </w:r>
           </w:p>
         </w:tc>
@@ -1081,7 +1081,7 @@
         </w:tc>
         <w:tc>
           <w:tcPr>
-            <w:tcW w:w="2911" w:type="dxa"/>
+            <w:tcW w:w="2943" w:type="dxa"/>
           </w:tcPr>
           <w:p>
             <w:pPr/>
@@ -1092,7 +1092,7 @@
         </w:tc>
         <w:tc>
           <w:tcPr>
-            <w:tcW w:w="2611" w:type="dxa"/>
+            <w:tcW w:w="2655" w:type="dxa"/>
           </w:tcPr>
           <w:p>
             <w:pPr/>
@@ -1103,7 +1103,7 @@
         </w:tc>
         <w:tc>
           <w:tcPr>
-            <w:tcW w:w="1703" w:type="dxa"/>
+            <w:tcW w:w="1626" w:type="dxa"/>
           </w:tcPr>
           <w:p>
             <w:pPr/>
@@ -1127,7 +1127,7 @@
         </w:tc>
         <w:tc>
           <w:tcPr>
-            <w:tcW w:w="2911" w:type="dxa"/>
+            <w:tcW w:w="2943" w:type="dxa"/>
           </w:tcPr>
           <w:p>
             <w:pPr/>
@@ -1138,7 +1138,7 @@
         </w:tc>
         <w:tc>
           <w:tcPr>
-            <w:tcW w:w="2611" w:type="dxa"/>
+            <w:tcW w:w="2655" w:type="dxa"/>
           </w:tcPr>
           <w:p>
             <w:pPr/>
@@ -1149,7 +1149,7 @@
         </w:tc>
         <w:tc>
           <w:tcPr>
-            <w:tcW w:w="1703" w:type="dxa"/>
+            <w:tcW w:w="1626" w:type="dxa"/>
           </w:tcPr>
           <w:p>
             <w:pPr/>
@@ -1173,7 +1173,7 @@
         </w:tc>
         <w:tc>
           <w:tcPr>
-            <w:tcW w:w="2911" w:type="dxa"/>
+            <w:tcW w:w="2943" w:type="dxa"/>
           </w:tcPr>
           <w:p>
             <w:pPr/>
@@ -1184,7 +1184,7 @@
         </w:tc>
         <w:tc>
           <w:tcPr>
-            <w:tcW w:w="2611" w:type="dxa"/>
+            <w:tcW w:w="2655" w:type="dxa"/>
           </w:tcPr>
           <w:p>
             <w:pPr/>
@@ -1195,7 +1195,7 @@
         </w:tc>
         <w:tc>
           <w:tcPr>
-            <w:tcW w:w="1703" w:type="dxa"/>
+            <w:tcW w:w="1626" w:type="dxa"/>
           </w:tcPr>
           <w:p>
             <w:pPr/>
@@ -2470,7 +2470,19 @@
         </w:numPr>
       </w:pPr>
       <w:r>
-        <w:t xml:space="preserve">Speech goes through SpeechSynth using the phone's text-to-speech. Bangla script is read with a Bangla voice if the phone has one (FR-5.11). Banglish passes through unchanged until Track B delivers FR-5.12.</w:t>
+        <w:t xml:space="preserve">Speaking pipeline: the message goes through the Transliterator, which splits it into English and Bangla parts and converts Banglish words to Bangla script. Each part is then queued to SpeechSynth in its own language, back to back, so English words use the English voice and Bangla words the Bangla voice (D8). With the fallbacks, Bangla script is read with a Bangla voice if the phone has one (FR-5.11), and Latin text is read in English until Track B delivers FR-5.12.</w:t>
+      </w:r>
+    </w:p>
+    <w:p>
+      <w:pPr>
+        <w:pStyle w:val="ListParagraph"/>
+        <w:numPr>
+          <w:ilvl w:val="0"/>
+          <w:numId w:val="7"/>
+        </w:numPr>
+      </w:pPr>
+      <w:r>
+        <w:t xml:space="preserve">Sensitive notifications: on Android 15 and later, notifications the system marks as sensitive, such as one-time codes, reach this app with their content hidden. Voice mode says only that a code arrived from that app, or skips it, and auto-reply never answers them.</w:t>
       </w:r>
     </w:p>
     <w:p>
@@ -4328,6 +4340,74 @@
           <w:p>
             <w:pPr/>
             <w:r>
+              <w:t xml:space="preserve">B2b Language tagger</w:t>
+            </w:r>
+          </w:p>
+        </w:tc>
+        <w:tc>
+          <w:tcPr>
+            <w:tcW w:w="1503" w:type="dxa"/>
+          </w:tcPr>
+          <w:p>
+            <w:pPr/>
+            <w:r>
+              <w:t xml:space="preserve">Tell English words from Banglish words in Latin-letter messages, so only Banglish is converted</w:t>
+            </w:r>
+          </w:p>
+        </w:tc>
+        <w:tc>
+          <w:tcPr>
+            <w:tcW w:w="1998" w:type="dxa"/>
+          </w:tcPr>
+          <w:p>
+            <w:pPr/>
+            <w:r>
+              <w:t xml:space="preserve">Bangla script needs no model: its character range identifies it. For Latin text, start with an English word list plus your Banglish word list, then train a tiny character-pattern classifier for Bangla versus English on IndicLID's released romanized training data and your own messages. IndicLID itself is too heavy for the RAM rule: its romanized model is 357 MB and its full two-stage pipeline 1.4 GB</w:t>
+            </w:r>
+          </w:p>
+        </w:tc>
+        <w:tc>
+          <w:tcPr>
+            <w:tcW w:w="1385" w:type="dxa"/>
+          </w:tcPr>
+          <w:p>
+            <w:pPr/>
+            <w:r>
+              <w:t xml:space="preserve">Share of words tagged correctly on B1, with each word marked English or Bangla</w:t>
+            </w:r>
+          </w:p>
+        </w:tc>
+        <w:tc>
+          <w:tcPr>
+            <w:tcW w:w="1560" w:type="dxa"/>
+          </w:tcPr>
+          <w:p>
+            <w:pPr/>
+            <w:r>
+              <w:t xml:space="preserve">A target is set after the first measurement, and it fits the RAM budget in B7</w:t>
+            </w:r>
+          </w:p>
+        </w:tc>
+        <w:tc>
+          <w:tcPr>
+            <w:tcW w:w="1398" w:type="dxa"/>
+          </w:tcPr>
+          <w:p>
+            <w:pPr/>
+            <w:r>
+              <w:t xml:space="preserve">Word lists only</w:t>
+            </w:r>
+          </w:p>
+        </w:tc>
+      </w:tr>
+      <w:tr>
+        <w:tc>
+          <w:tcPr>
+            <w:tcW w:w="1516" w:type="dxa"/>
+          </w:tcPr>
+          <w:p>
+            <w:pPr/>
+            <w:r>
               <w:t xml:space="preserve">B3 Small Banglish model</w:t>
             </w:r>
           </w:p>
@@ -4418,7 +4498,7 @@
           <w:p>
             <w:pPr/>
             <w:r>
-              <w:t xml:space="preserve">Play about 10 real messages through each option: the phone's built-in voice, the Piper bn_BD voice, the Bangladeshi VITS voice and the MMS voice</w:t>
+              <w:t xml:space="preserve">Play about 10 real messages through each option: the phone's built-in voice, the Piper bn_BD voice, the Bangladeshi VITS voice and the MMS voice, including mixed English and Banglish messages to hear the switch between voices</w:t>
             </w:r>
           </w:p>
         </w:tc>
@@ -4670,7 +4750,7 @@
         <w:t xml:space="preserve">Order:</w:t>
       </w:r>
       <w:r>
-        <w:t xml:space="preserve"> B1 and B4 can start now because they need no app code. B2 follows B1. B3 starts once B2 has a first score. B5 and B6 can run at any time. B7 runs after each model has a phone build.</w:t>
+        <w:t xml:space="preserve"> B1 and B4 can start now because they need no app code. B2 and B2b follow B1. B3 starts once B2 has a first score. B5 and B6 can run at any time. B7 runs after each model has a phone build.</w:t>
       </w:r>
     </w:p>
     <w:p>
@@ -4934,9 +5014,9 @@
         <w:tblLook w:val="04A0" w:firstRow="1" w:lastRow="0" w:firstColumn="0" w:lastColumn="0" w:noHBand="0" w:noVBand="1"/>
       </w:tblPr>
       <w:tblGrid>
-        <w:gridCol w:w="3015"/>
-        <w:gridCol w:w="2557"/>
-        <w:gridCol w:w="3787"/>
+        <w:gridCol w:w="2845"/>
+        <w:gridCol w:w="2414"/>
+        <w:gridCol w:w="4101"/>
       </w:tblGrid>
       <w:tr>
         <w:trPr>
@@ -4944,7 +5024,7 @@
         </w:trPr>
         <w:tc>
           <w:tcPr>
-            <w:tcW w:w="3015" w:type="dxa"/>
+            <w:tcW w:w="2845" w:type="dxa"/>
             <w:shd w:val="clear" w:color="auto" w:fill="F2F2F2"/>
           </w:tcPr>
           <w:p>
@@ -4956,7 +5036,7 @@
         </w:tc>
         <w:tc>
           <w:tcPr>
-            <w:tcW w:w="2557" w:type="dxa"/>
+            <w:tcW w:w="2414" w:type="dxa"/>
             <w:shd w:val="clear" w:color="auto" w:fill="F2F2F2"/>
           </w:tcPr>
           <w:p>
@@ -4968,7 +5048,7 @@
         </w:tc>
         <w:tc>
           <w:tcPr>
-            <w:tcW w:w="3787" w:type="dxa"/>
+            <w:tcW w:w="4101" w:type="dxa"/>
             <w:shd w:val="clear" w:color="auto" w:fill="F2F2F2"/>
           </w:tcPr>
           <w:p>
@@ -4982,7 +5062,7 @@
       <w:tr>
         <w:tc>
           <w:tcPr>
-            <w:tcW w:w="3015" w:type="dxa"/>
+            <w:tcW w:w="2845" w:type="dxa"/>
           </w:tcPr>
           <w:p>
             <w:pPr/>
@@ -4993,7 +5073,7 @@
         </w:tc>
         <w:tc>
           <w:tcPr>
-            <w:tcW w:w="2557" w:type="dxa"/>
+            <w:tcW w:w="2414" w:type="dxa"/>
           </w:tcPr>
           <w:p>
             <w:pPr/>
@@ -5004,7 +5084,7 @@
         </w:tc>
         <w:tc>
           <w:tcPr>
-            <w:tcW w:w="3787" w:type="dxa"/>
+            <w:tcW w:w="4101" w:type="dxa"/>
           </w:tcPr>
           <w:p>
             <w:pPr/>
@@ -5017,7 +5097,7 @@
       <w:tr>
         <w:tc>
           <w:tcPr>
-            <w:tcW w:w="3015" w:type="dxa"/>
+            <w:tcW w:w="2845" w:type="dxa"/>
           </w:tcPr>
           <w:p>
             <w:pPr/>
@@ -5028,7 +5108,7 @@
         </w:tc>
         <w:tc>
           <w:tcPr>
-            <w:tcW w:w="2557" w:type="dxa"/>
+            <w:tcW w:w="2414" w:type="dxa"/>
           </w:tcPr>
           <w:p>
             <w:pPr/>
@@ -5039,7 +5119,7 @@
         </w:tc>
         <w:tc>
           <w:tcPr>
-            <w:tcW w:w="3787" w:type="dxa"/>
+            <w:tcW w:w="4101" w:type="dxa"/>
           </w:tcPr>
           <w:p>
             <w:pPr/>
@@ -5052,7 +5132,7 @@
       <w:tr>
         <w:tc>
           <w:tcPr>
-            <w:tcW w:w="3015" w:type="dxa"/>
+            <w:tcW w:w="2845" w:type="dxa"/>
           </w:tcPr>
           <w:p>
             <w:pPr/>
@@ -5063,7 +5143,7 @@
         </w:tc>
         <w:tc>
           <w:tcPr>
-            <w:tcW w:w="2557" w:type="dxa"/>
+            <w:tcW w:w="2414" w:type="dxa"/>
           </w:tcPr>
           <w:p>
             <w:pPr/>
@@ -5074,7 +5154,7 @@
         </w:tc>
         <w:tc>
           <w:tcPr>
-            <w:tcW w:w="3787" w:type="dxa"/>
+            <w:tcW w:w="4101" w:type="dxa"/>
           </w:tcPr>
           <w:p>
             <w:pPr/>
@@ -5087,7 +5167,7 @@
       <w:tr>
         <w:tc>
           <w:tcPr>
-            <w:tcW w:w="3015" w:type="dxa"/>
+            <w:tcW w:w="2845" w:type="dxa"/>
           </w:tcPr>
           <w:p>
             <w:pPr/>
@@ -5098,7 +5178,7 @@
         </w:tc>
         <w:tc>
           <w:tcPr>
-            <w:tcW w:w="2557" w:type="dxa"/>
+            <w:tcW w:w="2414" w:type="dxa"/>
           </w:tcPr>
           <w:p>
             <w:pPr/>
@@ -5109,7 +5189,7 @@
         </w:tc>
         <w:tc>
           <w:tcPr>
-            <w:tcW w:w="3787" w:type="dxa"/>
+            <w:tcW w:w="4101" w:type="dxa"/>
           </w:tcPr>
           <w:p>
             <w:pPr/>
@@ -5122,7 +5202,7 @@
       <w:tr>
         <w:tc>
           <w:tcPr>
-            <w:tcW w:w="3015" w:type="dxa"/>
+            <w:tcW w:w="2845" w:type="dxa"/>
           </w:tcPr>
           <w:p>
             <w:pPr/>
@@ -5133,7 +5213,7 @@
         </w:tc>
         <w:tc>
           <w:tcPr>
-            <w:tcW w:w="2557" w:type="dxa"/>
+            <w:tcW w:w="2414" w:type="dxa"/>
           </w:tcPr>
           <w:p>
             <w:pPr/>
@@ -5144,7 +5224,7 @@
         </w:tc>
         <w:tc>
           <w:tcPr>
-            <w:tcW w:w="3787" w:type="dxa"/>
+            <w:tcW w:w="4101" w:type="dxa"/>
           </w:tcPr>
           <w:p>
             <w:pPr/>
@@ -5157,7 +5237,7 @@
       <w:tr>
         <w:tc>
           <w:tcPr>
-            <w:tcW w:w="3015" w:type="dxa"/>
+            <w:tcW w:w="2845" w:type="dxa"/>
           </w:tcPr>
           <w:p>
             <w:pPr/>
@@ -5168,7 +5248,7 @@
         </w:tc>
         <w:tc>
           <w:tcPr>
-            <w:tcW w:w="2557" w:type="dxa"/>
+            <w:tcW w:w="2414" w:type="dxa"/>
           </w:tcPr>
           <w:p>
             <w:pPr/>
@@ -5179,7 +5259,7 @@
         </w:tc>
         <w:tc>
           <w:tcPr>
-            <w:tcW w:w="3787" w:type="dxa"/>
+            <w:tcW w:w="4101" w:type="dxa"/>
           </w:tcPr>
           <w:p>
             <w:pPr/>
@@ -5192,7 +5272,7 @@
       <w:tr>
         <w:tc>
           <w:tcPr>
-            <w:tcW w:w="3015" w:type="dxa"/>
+            <w:tcW w:w="2845" w:type="dxa"/>
           </w:tcPr>
           <w:p>
             <w:pPr/>
@@ -5203,7 +5283,7 @@
         </w:tc>
         <w:tc>
           <w:tcPr>
-            <w:tcW w:w="2557" w:type="dxa"/>
+            <w:tcW w:w="2414" w:type="dxa"/>
           </w:tcPr>
           <w:p>
             <w:pPr/>
@@ -5214,7 +5294,7 @@
         </w:tc>
         <w:tc>
           <w:tcPr>
-            <w:tcW w:w="3787" w:type="dxa"/>
+            <w:tcW w:w="4101" w:type="dxa"/>
           </w:tcPr>
           <w:p>
             <w:pPr/>
@@ -5227,7 +5307,7 @@
       <w:tr>
         <w:tc>
           <w:tcPr>
-            <w:tcW w:w="3015" w:type="dxa"/>
+            <w:tcW w:w="2845" w:type="dxa"/>
           </w:tcPr>
           <w:p>
             <w:pPr/>
@@ -5238,7 +5318,7 @@
         </w:tc>
         <w:tc>
           <w:tcPr>
-            <w:tcW w:w="2557" w:type="dxa"/>
+            <w:tcW w:w="2414" w:type="dxa"/>
           </w:tcPr>
           <w:p>
             <w:pPr/>
@@ -5249,7 +5329,7 @@
         </w:tc>
         <w:tc>
           <w:tcPr>
-            <w:tcW w:w="3787" w:type="dxa"/>
+            <w:tcW w:w="4101" w:type="dxa"/>
           </w:tcPr>
           <w:p>
             <w:pPr/>
@@ -5262,7 +5342,7 @@
       <w:tr>
         <w:tc>
           <w:tcPr>
-            <w:tcW w:w="3015" w:type="dxa"/>
+            <w:tcW w:w="2845" w:type="dxa"/>
           </w:tcPr>
           <w:p>
             <w:pPr/>
@@ -5273,7 +5353,7 @@
         </w:tc>
         <w:tc>
           <w:tcPr>
-            <w:tcW w:w="2557" w:type="dxa"/>
+            <w:tcW w:w="2414" w:type="dxa"/>
           </w:tcPr>
           <w:p>
             <w:pPr/>
@@ -5284,7 +5364,7 @@
         </w:tc>
         <w:tc>
           <w:tcPr>
-            <w:tcW w:w="3787" w:type="dxa"/>
+            <w:tcW w:w="4101" w:type="dxa"/>
           </w:tcPr>
           <w:p>
             <w:pPr/>
@@ -5297,7 +5377,7 @@
       <w:tr>
         <w:tc>
           <w:tcPr>
-            <w:tcW w:w="3015" w:type="dxa"/>
+            <w:tcW w:w="2845" w:type="dxa"/>
           </w:tcPr>
           <w:p>
             <w:pPr/>
@@ -5308,7 +5388,7 @@
         </w:tc>
         <w:tc>
           <w:tcPr>
-            <w:tcW w:w="2557" w:type="dxa"/>
+            <w:tcW w:w="2414" w:type="dxa"/>
           </w:tcPr>
           <w:p>
             <w:pPr/>
@@ -5319,12 +5399,47 @@
         </w:tc>
         <w:tc>
           <w:tcPr>
-            <w:tcW w:w="3787" w:type="dxa"/>
+            <w:tcW w:w="4101" w:type="dxa"/>
           </w:tcPr>
           <w:p>
             <w:pPr/>
             <w:r>
               <w:t xml:space="preserve">Allow list, cool-down, label and log (FR-1)</w:t>
+            </w:r>
+          </w:p>
+        </w:tc>
+      </w:tr>
+      <w:tr>
+        <w:tc>
+          <w:tcPr>
+            <w:tcW w:w="2845" w:type="dxa"/>
+          </w:tcPr>
+          <w:p>
+            <w:pPr/>
+            <w:r>
+              <w:t xml:space="preserve">Android hides one-time codes from this app</w:t>
+            </w:r>
+          </w:p>
+        </w:tc>
+        <w:tc>
+          <w:tcPr>
+            <w:tcW w:w="2414" w:type="dxa"/>
+          </w:tcPr>
+          <w:p>
+            <w:pPr/>
+            <w:r>
+              <w:t xml:space="preserve">Voice mode cannot read codes aloud</w:t>
+            </w:r>
+          </w:p>
+        </w:tc>
+        <w:tc>
+          <w:tcPr>
+            <w:tcW w:w="4101" w:type="dxa"/>
+          </w:tcPr>
+          <w:p>
+            <w:pPr/>
+            <w:r>
+              <w:t xml:space="preserve">Expected and good for privacy: on Android 15 and later only trusted apps receive them. Voice mode announces that a code arrived without reading it</w:t>
             </w:r>
           </w:p>
         </w:tc>
@@ -5349,8 +5464,8 @@
       <w:tblGrid>
         <w:gridCol w:w="720"/>
         <w:gridCol w:w="4920"/>
-        <w:gridCol w:w="1937"/>
-        <w:gridCol w:w="1783"/>
+        <w:gridCol w:w="2209"/>
+        <w:gridCol w:w="1511"/>
       </w:tblGrid>
       <w:tr>
         <w:trPr>
@@ -5382,7 +5497,7 @@
         </w:tc>
         <w:tc>
           <w:tcPr>
-            <w:tcW w:w="1937" w:type="dxa"/>
+            <w:tcW w:w="2209" w:type="dxa"/>
             <w:shd w:val="clear" w:color="auto" w:fill="F2F2F2"/>
           </w:tcPr>
           <w:p>
@@ -5394,7 +5509,7 @@
         </w:tc>
         <w:tc>
           <w:tcPr>
-            <w:tcW w:w="1783" w:type="dxa"/>
+            <w:tcW w:w="1511" w:type="dxa"/>
             <w:shd w:val="clear" w:color="auto" w:fill="F2F2F2"/>
           </w:tcPr>
           <w:p>
@@ -5430,7 +5545,7 @@
         </w:tc>
         <w:tc>
           <w:tcPr>
-            <w:tcW w:w="1937" w:type="dxa"/>
+            <w:tcW w:w="2209" w:type="dxa"/>
           </w:tcPr>
           <w:p>
             <w:pPr/>
@@ -5441,7 +5556,7 @@
         </w:tc>
         <w:tc>
           <w:tcPr>
-            <w:tcW w:w="1783" w:type="dxa"/>
+            <w:tcW w:w="1511" w:type="dxa"/>
           </w:tcPr>
           <w:p>
             <w:pPr/>
@@ -5476,7 +5591,7 @@
         </w:tc>
         <w:tc>
           <w:tcPr>
-            <w:tcW w:w="1937" w:type="dxa"/>
+            <w:tcW w:w="2209" w:type="dxa"/>
           </w:tcPr>
           <w:p>
             <w:pPr/>
@@ -5487,7 +5602,7 @@
         </w:tc>
         <w:tc>
           <w:tcPr>
-            <w:tcW w:w="1783" w:type="dxa"/>
+            <w:tcW w:w="1511" w:type="dxa"/>
           </w:tcPr>
           <w:p>
             <w:pPr/>
@@ -5522,7 +5637,7 @@
         </w:tc>
         <w:tc>
           <w:tcPr>
-            <w:tcW w:w="1937" w:type="dxa"/>
+            <w:tcW w:w="2209" w:type="dxa"/>
           </w:tcPr>
           <w:p>
             <w:pPr/>
@@ -5533,7 +5648,7 @@
         </w:tc>
         <w:tc>
           <w:tcPr>
-            <w:tcW w:w="1783" w:type="dxa"/>
+            <w:tcW w:w="1511" w:type="dxa"/>
           </w:tcPr>
           <w:p>
             <w:pPr/>
@@ -5568,7 +5683,7 @@
         </w:tc>
         <w:tc>
           <w:tcPr>
-            <w:tcW w:w="1937" w:type="dxa"/>
+            <w:tcW w:w="2209" w:type="dxa"/>
           </w:tcPr>
           <w:p>
             <w:pPr/>
@@ -5579,7 +5694,7 @@
         </w:tc>
         <w:tc>
           <w:tcPr>
-            <w:tcW w:w="1783" w:type="dxa"/>
+            <w:tcW w:w="1511" w:type="dxa"/>
           </w:tcPr>
           <w:p>
             <w:pPr/>
@@ -5614,7 +5729,7 @@
         </w:tc>
         <w:tc>
           <w:tcPr>
-            <w:tcW w:w="1937" w:type="dxa"/>
+            <w:tcW w:w="2209" w:type="dxa"/>
           </w:tcPr>
           <w:p>
             <w:pPr/>
@@ -5625,7 +5740,7 @@
         </w:tc>
         <w:tc>
           <w:tcPr>
-            <w:tcW w:w="1783" w:type="dxa"/>
+            <w:tcW w:w="1511" w:type="dxa"/>
           </w:tcPr>
           <w:p>
             <w:pPr/>
@@ -5660,7 +5775,7 @@
         </w:tc>
         <w:tc>
           <w:tcPr>
-            <w:tcW w:w="1937" w:type="dxa"/>
+            <w:tcW w:w="2209" w:type="dxa"/>
           </w:tcPr>
           <w:p>
             <w:pPr/>
@@ -5671,7 +5786,7 @@
         </w:tc>
         <w:tc>
           <w:tcPr>
-            <w:tcW w:w="1783" w:type="dxa"/>
+            <w:tcW w:w="1511" w:type="dxa"/>
           </w:tcPr>
           <w:p>
             <w:pPr/>
@@ -5706,7 +5821,7 @@
         </w:tc>
         <w:tc>
           <w:tcPr>
-            <w:tcW w:w="1937" w:type="dxa"/>
+            <w:tcW w:w="2209" w:type="dxa"/>
           </w:tcPr>
           <w:p>
             <w:pPr/>
@@ -5717,12 +5832,58 @@
         </w:tc>
         <w:tc>
           <w:tcPr>
-            <w:tcW w:w="1783" w:type="dxa"/>
+            <w:tcW w:w="1511" w:type="dxa"/>
           </w:tcPr>
           <w:p>
             <w:pPr/>
             <w:r>
               <w:t xml:space="preserve">Open</w:t>
+            </w:r>
+          </w:p>
+        </w:tc>
+      </w:tr>
+      <w:tr>
+        <w:tc>
+          <w:tcPr>
+            <w:tcW w:w="720" w:type="dxa"/>
+          </w:tcPr>
+          <w:p>
+            <w:pPr/>
+            <w:r>
+              <w:t xml:space="preserve">D8</w:t>
+            </w:r>
+          </w:p>
+        </w:tc>
+        <w:tc>
+          <w:tcPr>
+            <w:tcW w:w="4920" w:type="dxa"/>
+          </w:tcPr>
+          <w:p>
+            <w:pPr/>
+            <w:r>
+              <w:t xml:space="preserve">Mixed English and Banglish messages: each part spoken in its own voice, English in the English voice and Bangla or Banglish in the Bangla voice</w:t>
+            </w:r>
+          </w:p>
+        </w:tc>
+        <w:tc>
+          <w:tcPr>
+            <w:tcW w:w="2209" w:type="dxa"/>
+          </w:tcPr>
+          <w:p>
+            <w:pPr/>
+            <w:r>
+              <w:t xml:space="preserve">You (decided). B4 checks the pause when voices switch</w:t>
+            </w:r>
+          </w:p>
+        </w:tc>
+        <w:tc>
+          <w:tcPr>
+            <w:tcW w:w="1511" w:type="dxa"/>
+          </w:tcPr>
+          <w:p>
+            <w:pPr/>
+            <w:r>
+              <w:t xml:space="preserve">Decided</w:t>
             </w:r>
           </w:p>
         </w:tc>
